--- a/public/evrak/okul-kantini-belgeleri/GNL-KNT-FR-006_Satisa_Sunulan_Urunler_ve_Fiyat_Tarifesi_Uygunluk_Kontrol_Cizelgesi_v1.0.docx
+++ b/public/evrak/okul-kantini-belgeleri/GNL-KNT-FR-006_Satisa_Sunulan_Urunler_ve_Fiyat_Tarifesi_Uygunluk_Kontrol_Cizelgesi_v1.0.docx
@@ -14,7 +14,7 @@
           <w:color w:val="767676"/>
           <w:sz w:val="17"/>
         </w:rPr>
-        <w:t>Satışı uygun olan/olmayan gıdalar Sağlık Bakanlığı Bilim Kurulu kararıyla belirlenir ve merkezisgb.meb.gov.tr'de yayımlanır; gerekli hâllerde güncellenir (G B-2/a). Bu çizelge, 06.03.2025 tarihli Bilim Kurulu Karar Tutanağı esas alınarak düzenlenmiştir; kontrol öncesinde listenin güncelliği sayfadan teyit edilir.</w:t>
+        <w:t>Satışı uygun olan/olmayan gıdalar Sağlık Bakanlığı Bilim Kurulu kararıyla belirlenir ve merkezisgb.meb.gov.tr'de yayımlanır; gerekli hâllerde güncellenir (G B-2/a). Bu çizelge, 17.08.2026 tarihli Bilim Kurulu Karar Tutanağı (31.08.2026'da yayımlandı; 06.03.2025 tutanağının yerini aldı) esas alınarak düzenlenmiştir; kontrol öncesinde listenin güncelliği sayfadan teyit edilir.</w:t>
       </w:r>
     </w:p>
     <w:p>
@@ -158,7 +158,7 @@
                 <w:color w:val="4F4F4F"/>
                 <w:sz w:val="18"/>
               </w:rPr>
-              <w:t>SB Bilim Kurulu Karar Tutanağı — 06.03.2025</w:t>
+              <w:t>SB Bilim Kurulu Karar Tutanağı — 17.08.2026 (yayım 31.08.2026)</w:t>
             </w:r>
           </w:p>
         </w:tc>
@@ -222,6 +222,21 @@
           <w:sz w:val="19"/>
         </w:rPr>
         <w:t xml:space="preserve">  B. SATIŞI UYGUN OLMAYAN ÜRÜN KONTROLÜ (BKK §1 — işletmede bulunmamalı)</w:t>
+      </w:r>
+    </w:p>
+    <w:p>
+      <w:pPr>
+        <w:spacing w:before="40" w:after="40"/>
+      </w:pPr>
+      <w:r>
+        <w:rPr>
+          <w:rFonts w:ascii="Calibri" w:hAnsi="Calibri"/>
+          <w:b w:val="0"/>
+          <w:i w:val="0"/>
+          <w:color w:val="767676"/>
+          <w:sz w:val="16"/>
+        </w:rPr>
+        <w:t>Bu bölümdeki ürünler besin skoru değerlendirmesine bakılmaksızın satılamaz (BKK §1). Cips ve çikolatada istisna tutulan besin skoru grubu (A-E), Sağlık Bakanlığının Beslenme Skoru sistemidir; grup, ürün etiketi/üretici beyanından ya da hsgm.saglik.gov.tr/tr/besin-skoru.html hesaplama aracıyla doğrulanır.</w:t>
       </w:r>
     </w:p>
     <w:tbl>
@@ -373,7 +388,7 @@
                 <w:color w:val="4F4F4F"/>
                 <w:sz w:val="17"/>
               </w:rPr>
-              <w:t>Enerji içecekleri; gazlı, kolalı, aromalı içecekler (soğuk çay/ice tea dâhil); aromalı/meyveli içecek-toz-şurup-su; yapay soda; sporcu içeceği; meyve nektarı; meyve suyu konsantresi</w:t>
+              <w:t>Enerji içecekleri; kolalı, gazlı ve sporcu içecekleri; yapay soda; aromalı şurup, içecek tozu ve su; meyveli içecek, içecek tozu ve şurup</w:t>
             </w:r>
           </w:p>
         </w:tc>
@@ -459,7 +474,7 @@
                 <w:color w:val="4F4F4F"/>
                 <w:sz w:val="17"/>
               </w:rPr>
-              <w:t>Kızartmalar</w:t>
+              <w:t>Meyve nektarı, meyve suyu konsantresi, soğuk çay (ice tea) ve benzeri aromalı içecekler, meyveli/aromalı doğal mineralli içecekler ve doğal mineralli içecekler — katkı maddesi içermeyen, yalnızca doğal aroma verici içeren ve ilave şekersiz olanlar HARİÇ (etiket kontrolü)</w:t>
             </w:r>
           </w:p>
         </w:tc>
@@ -545,7 +560,7 @@
                 <w:color w:val="4F4F4F"/>
                 <w:sz w:val="17"/>
               </w:rPr>
-              <w:t>Cipsler (patates, mısır, şekillendirilmiş vb.); gevrek çerezler</w:t>
+              <w:t>Kızartılarak hazırlanan gıdalar ve satış yerinde kızartılmış ürünler</w:t>
             </w:r>
           </w:p>
         </w:tc>
@@ -631,7 +646,7 @@
                 <w:color w:val="4F4F4F"/>
                 <w:sz w:val="17"/>
               </w:rPr>
-              <w:t>Tüm çikolata türleri (eklenmiş/kaplanmış dâhil); gofretler</w:t>
+              <w:t>Cipsler (patates, mısır, şekillendirilmiş vb.) — besin skoru A ve B grubu olanlar HARİÇ</w:t>
             </w:r>
           </w:p>
         </w:tc>
@@ -717,7 +732,7 @@
                 <w:color w:val="4F4F4F"/>
                 <w:sz w:val="17"/>
               </w:rPr>
-              <w:t>Tüm şeker ve şekerleme türleri (jöle, draje, lolipop vb.)</w:t>
+              <w:t>Tüm çikolata ve benzeri ürünler (eklenmiş, damla, sürülebilir, kaplanmış dâhil) — besin skoru A, B ve C grubu olanlar HARİÇ</w:t>
             </w:r>
           </w:p>
         </w:tc>
@@ -803,7 +818,7 @@
                 <w:color w:val="4F4F4F"/>
                 <w:sz w:val="17"/>
               </w:rPr>
-              <w:t>Kremalı/çikolata dolgulu/jöleli kek, bisküvi ve pastalar (yaş pasta, ekler, kruvasan, donut, muffin vb.)</w:t>
+              <w:t>Gofretler (sade, dolgulu, kaplamalı vb.)</w:t>
             </w:r>
           </w:p>
         </w:tc>
@@ -889,7 +904,7 @@
                 <w:color w:val="4F4F4F"/>
                 <w:sz w:val="17"/>
               </w:rPr>
-              <w:t>Hamurlu, şerbetli tatlılar (kuru baklava dâhil)</w:t>
+              <w:t>Tüm şeker ve şekerleme türleri (jöle, sert/yumuşak şeker, draje, lolipop vb.)</w:t>
             </w:r>
           </w:p>
         </w:tc>
@@ -975,7 +990,7 @@
                 <w:color w:val="4F4F4F"/>
                 <w:sz w:val="17"/>
               </w:rPr>
-              <w:t>Çiğ köfte</w:t>
+              <w:t>Krema, çikolata dolgusu, jöle içeren kek-bisküvi ve pastalar (yaş pasta, ekler, kruvasan, donut, parfe, muffin, cupcake vb.)</w:t>
             </w:r>
           </w:p>
         </w:tc>
@@ -1061,7 +1076,7 @@
                 <w:color w:val="4F4F4F"/>
                 <w:sz w:val="17"/>
               </w:rPr>
-              <w:t>Siyah ve yeşil çay (LİSELER HARİÇ — lisede satışı serbest, en fazla 375 mL); bitki çayları</w:t>
+              <w:t>Hamurlu, şerbetli tatlılar (kuru baklava dâhil)</w:t>
             </w:r>
           </w:p>
         </w:tc>
@@ -1147,7 +1162,7 @@
                 <w:color w:val="4F4F4F"/>
                 <w:sz w:val="17"/>
               </w:rPr>
-              <w:t>Kafeinli ürünler (kahve tarzı ürünler, mocca, latte, capuccino vb.); guarana/eklenmiş kafein içeren ürünler</w:t>
+              <w:t>Etli, koruyucu içeren, ambalajsız çiğ köfte</w:t>
             </w:r>
           </w:p>
         </w:tc>
@@ -1233,7 +1248,7 @@
                 <w:color w:val="4F4F4F"/>
                 <w:sz w:val="17"/>
               </w:rPr>
-              <w:t>Tatlandırıcı içeren yiyecek ve içecekler</w:t>
+              <w:t>Siyah ve yeşil çay ile bitki çayları — LİSELER HARİÇ: lisede satışı serbesttir (çay en fazla 375 mL, BKK §3); lise dışı okullarda katkısız paketli meyve çayları hariç yasaktır</w:t>
             </w:r>
           </w:p>
         </w:tc>
@@ -1319,7 +1334,7 @@
                 <w:color w:val="4F4F4F"/>
                 <w:sz w:val="17"/>
               </w:rPr>
-              <w:t>Krema, Hindistan cevizi sütü ve kreması</w:t>
+              <w:t>Kafeinli ürünler (kahve tarzı ürünler, mocca, latte, capuccino vb.); guarana, guarana özü ve eklenmiş kafein içeren ürünler</w:t>
             </w:r>
           </w:p>
         </w:tc>
@@ -1405,7 +1420,265 @@
                 <w:color w:val="4F4F4F"/>
                 <w:sz w:val="17"/>
               </w:rPr>
-              <w:t>E 102, E 104, E 110, E 122, E 124, E 129 veya E 171 içeren gıda ve içecekler (etiket kontrolü)</w:t>
+              <w:t>Tatlandırıcı içeren yiyecek ve içecekler</w:t>
+            </w:r>
+          </w:p>
+        </w:tc>
+        <w:tc>
+          <w:tcPr>
+            <w:tcW w:w="1020" w:type="dxa"/>
+            <w:vAlign w:val="center"/>
+          </w:tcPr>
+          <w:p>
+            <w:pPr>
+              <w:spacing w:before="10" w:after="10"/>
+              <w:jc w:val="center"/>
+            </w:pPr>
+            <w:r>
+              <w:rPr>
+                <w:rFonts w:ascii="Calibri" w:hAnsi="Calibri"/>
+                <w:b w:val="0"/>
+                <w:i w:val="0"/>
+                <w:color w:val="4F4F4F"/>
+                <w:sz w:val="20"/>
+              </w:rPr>
+              <w:t>☐</w:t>
+            </w:r>
+          </w:p>
+        </w:tc>
+        <w:tc>
+          <w:tcPr>
+            <w:tcW w:w="2494" w:type="dxa"/>
+            <w:vAlign w:val="center"/>
+          </w:tcPr>
+          <w:p>
+            <w:pPr>
+              <w:spacing w:before="10" w:after="10"/>
+            </w:pPr>
+            <w:r>
+              <w:rPr>
+                <w:rFonts w:ascii="Calibri" w:hAnsi="Calibri"/>
+                <w:b w:val="0"/>
+                <w:i w:val="0"/>
+                <w:color w:val="4F4F4F"/>
+                <w:sz w:val="17"/>
+              </w:rPr>
+            </w:r>
+          </w:p>
+        </w:tc>
+      </w:tr>
+      <w:tr>
+        <w:tc>
+          <w:tcPr>
+            <w:tcW w:w="454" w:type="dxa"/>
+            <w:vAlign w:val="center"/>
+          </w:tcPr>
+          <w:p>
+            <w:pPr>
+              <w:spacing w:before="10" w:after="10"/>
+            </w:pPr>
+            <w:r>
+              <w:rPr>
+                <w:rFonts w:ascii="Calibri" w:hAnsi="Calibri"/>
+                <w:b w:val="0"/>
+                <w:i w:val="0"/>
+                <w:color w:val="4F4F4F"/>
+                <w:sz w:val="17"/>
+              </w:rPr>
+              <w:t>14</w:t>
+            </w:r>
+          </w:p>
+        </w:tc>
+        <w:tc>
+          <w:tcPr>
+            <w:tcW w:w="6690" w:type="dxa"/>
+            <w:vAlign w:val="center"/>
+          </w:tcPr>
+          <w:p>
+            <w:pPr>
+              <w:spacing w:before="10" w:after="10"/>
+            </w:pPr>
+            <w:r>
+              <w:rPr>
+                <w:rFonts w:ascii="Calibri" w:hAnsi="Calibri"/>
+                <w:b w:val="0"/>
+                <w:i w:val="0"/>
+                <w:color w:val="4F4F4F"/>
+                <w:sz w:val="17"/>
+              </w:rPr>
+              <w:t>Krema, hindistan cevizi sütü ve kreması</w:t>
+            </w:r>
+          </w:p>
+        </w:tc>
+        <w:tc>
+          <w:tcPr>
+            <w:tcW w:w="1020" w:type="dxa"/>
+            <w:vAlign w:val="center"/>
+          </w:tcPr>
+          <w:p>
+            <w:pPr>
+              <w:spacing w:before="10" w:after="10"/>
+              <w:jc w:val="center"/>
+            </w:pPr>
+            <w:r>
+              <w:rPr>
+                <w:rFonts w:ascii="Calibri" w:hAnsi="Calibri"/>
+                <w:b w:val="0"/>
+                <w:i w:val="0"/>
+                <w:color w:val="4F4F4F"/>
+                <w:sz w:val="20"/>
+              </w:rPr>
+              <w:t>☐</w:t>
+            </w:r>
+          </w:p>
+        </w:tc>
+        <w:tc>
+          <w:tcPr>
+            <w:tcW w:w="2494" w:type="dxa"/>
+            <w:vAlign w:val="center"/>
+          </w:tcPr>
+          <w:p>
+            <w:pPr>
+              <w:spacing w:before="10" w:after="10"/>
+            </w:pPr>
+            <w:r>
+              <w:rPr>
+                <w:rFonts w:ascii="Calibri" w:hAnsi="Calibri"/>
+                <w:b w:val="0"/>
+                <w:i w:val="0"/>
+                <w:color w:val="4F4F4F"/>
+                <w:sz w:val="17"/>
+              </w:rPr>
+            </w:r>
+          </w:p>
+        </w:tc>
+      </w:tr>
+      <w:tr>
+        <w:tc>
+          <w:tcPr>
+            <w:tcW w:w="454" w:type="dxa"/>
+            <w:vAlign w:val="center"/>
+          </w:tcPr>
+          <w:p>
+            <w:pPr>
+              <w:spacing w:before="10" w:after="10"/>
+            </w:pPr>
+            <w:r>
+              <w:rPr>
+                <w:rFonts w:ascii="Calibri" w:hAnsi="Calibri"/>
+                <w:b w:val="0"/>
+                <w:i w:val="0"/>
+                <w:color w:val="4F4F4F"/>
+                <w:sz w:val="17"/>
+              </w:rPr>
+              <w:t>15</w:t>
+            </w:r>
+          </w:p>
+        </w:tc>
+        <w:tc>
+          <w:tcPr>
+            <w:tcW w:w="6690" w:type="dxa"/>
+            <w:vAlign w:val="center"/>
+          </w:tcPr>
+          <w:p>
+            <w:pPr>
+              <w:spacing w:before="10" w:after="10"/>
+            </w:pPr>
+            <w:r>
+              <w:rPr>
+                <w:rFonts w:ascii="Calibri" w:hAnsi="Calibri"/>
+                <w:b w:val="0"/>
+                <w:i w:val="0"/>
+                <w:color w:val="4F4F4F"/>
+                <w:sz w:val="17"/>
+              </w:rPr>
+              <w:t>E 102, E 104, E 110, E 122, E 124 veya E 129 içeren gıda ve içecekler (etiket kontrolü)</w:t>
+            </w:r>
+          </w:p>
+        </w:tc>
+        <w:tc>
+          <w:tcPr>
+            <w:tcW w:w="1020" w:type="dxa"/>
+            <w:vAlign w:val="center"/>
+          </w:tcPr>
+          <w:p>
+            <w:pPr>
+              <w:spacing w:before="10" w:after="10"/>
+              <w:jc w:val="center"/>
+            </w:pPr>
+            <w:r>
+              <w:rPr>
+                <w:rFonts w:ascii="Calibri" w:hAnsi="Calibri"/>
+                <w:b w:val="0"/>
+                <w:i w:val="0"/>
+                <w:color w:val="4F4F4F"/>
+                <w:sz w:val="20"/>
+              </w:rPr>
+              <w:t>☐</w:t>
+            </w:r>
+          </w:p>
+        </w:tc>
+        <w:tc>
+          <w:tcPr>
+            <w:tcW w:w="2494" w:type="dxa"/>
+            <w:vAlign w:val="center"/>
+          </w:tcPr>
+          <w:p>
+            <w:pPr>
+              <w:spacing w:before="10" w:after="10"/>
+            </w:pPr>
+            <w:r>
+              <w:rPr>
+                <w:rFonts w:ascii="Calibri" w:hAnsi="Calibri"/>
+                <w:b w:val="0"/>
+                <w:i w:val="0"/>
+                <w:color w:val="4F4F4F"/>
+                <w:sz w:val="17"/>
+              </w:rPr>
+            </w:r>
+          </w:p>
+        </w:tc>
+      </w:tr>
+      <w:tr>
+        <w:tc>
+          <w:tcPr>
+            <w:tcW w:w="454" w:type="dxa"/>
+            <w:vAlign w:val="center"/>
+          </w:tcPr>
+          <w:p>
+            <w:pPr>
+              <w:spacing w:before="10" w:after="10"/>
+            </w:pPr>
+            <w:r>
+              <w:rPr>
+                <w:rFonts w:ascii="Calibri" w:hAnsi="Calibri"/>
+                <w:b w:val="0"/>
+                <w:i w:val="0"/>
+                <w:color w:val="4F4F4F"/>
+                <w:sz w:val="17"/>
+              </w:rPr>
+              <w:t>16</w:t>
+            </w:r>
+          </w:p>
+        </w:tc>
+        <w:tc>
+          <w:tcPr>
+            <w:tcW w:w="6690" w:type="dxa"/>
+            <w:vAlign w:val="center"/>
+          </w:tcPr>
+          <w:p>
+            <w:pPr>
+              <w:spacing w:before="10" w:after="10"/>
+            </w:pPr>
+            <w:r>
+              <w:rPr>
+                <w:rFonts w:ascii="Calibri" w:hAnsi="Calibri"/>
+                <w:b w:val="0"/>
+                <w:i w:val="0"/>
+                <w:color w:val="4F4F4F"/>
+                <w:sz w:val="17"/>
+              </w:rPr>
+              <w:t>Eritme peynirler</w:t>
             </w:r>
           </w:p>
         </w:tc>
@@ -1481,7 +1754,22 @@
           <w:color w:val="767676"/>
           <w:sz w:val="16"/>
         </w:rPr>
-        <w:t>Kriter özetleri: kek/bisküvi/kraker vb. ≤200 kkal, yağ enerjisi ≤%35, doymuş yağ enerjisi ≤%10, şeker enerjisi ≤%35, sodyum ≤200 mg · dondurma ≤150 kkal ve doymuş yağ ≤3 g · aromalı süt: eklenmiş şeker ≤5 g/100 mL, toplam ≤9,5 g/100 mL · aromalı yoğurt: toplam şeker ≤12,5 g/100 g · meyve-sebze suyu %100 ve ≤250 mL · poğaça/tost/simit ≤250 kkal, doymuş yağ ≤5 g, sodyum ≤400 mg · sade kek ≤240 kkal, doymuş yağ ≤3 g · sıcak/işlenmiş gıdalar (100 g): ≤250 kkal, doymuş yağ ≤5 g, sodyum ≤400/500/750 mg (hamur işi/et ürünü/işlenmiş et).</w:t>
+        <w:t>Uygun ürünlerde miktar sınırları (BKK §2): kuru meyve, kuruyemiş ve meyve barı ≤30 g ambalajlı · taze sıkılmış meyve-sebze suyu ≤250 mL · içme sütü ≤240 mL · yoğurt ≤200 g · ayran ≤250 mL · peynir ≤60 g pastörize · sandviç ekmeği en az %40 tam buğday; içinde yumurta/peynir, turşu hariç sebze veya §5 kriterli et ürünü.</w:t>
+      </w:r>
+    </w:p>
+    <w:p>
+      <w:pPr>
+        <w:spacing w:before="40" w:after="40"/>
+      </w:pPr>
+      <w:r>
+        <w:rPr>
+          <w:rFonts w:ascii="Calibri" w:hAnsi="Calibri"/>
+          <w:b w:val="0"/>
+          <w:i w:val="0"/>
+          <w:color w:val="767676"/>
+          <w:sz w:val="16"/>
+        </w:rPr>
+        <w:t>Kriter özetleri (BKK §3-5): kek/bisküvi/kraker/kahvaltılık tahıl/tahıl bar/patlamış mısır ≤200 kkal, yağ enerjisi ≤%35, doymuş yağ enerjisi ≤%10, şeker enerjisi ≤%35, sodyum ≤200 mg · dondurma ≤150 kkal ve doymuş yağ ≤3 g; buzlu ürün %99+ meyve suyu, şekersiz, ≤125 mL (buzlu içecek ≤200 mL) · aromalı süt: eklenmiş şeker ≤5 g/100 mL, toplam ≤9,5 g/100 mL · aromalı yoğurt: toplam şeker ≤12,5 g/100 g · meyve-sebze suyu/püresi %100, ilave şekersiz, ≤250 mL · lisede çay ≤375 mL · bal, reçel-marmelat (≥%45 meyve) ve tereyağı ≤10 g paket · şalgam ≤150 mL (100 mL'de 0,3-0,75 g tuz) · poğaça/tost/simit ≤250 kkal, doymuş yağ ≤5 g, sodyum ≤400 mg · sade kek ≤240 kkal, doymuş yağ ≤3 g · sıcak/işlenmiş gıdalar (100 g): hamur işi-makarna-pizza-pide-pilav ≤250 kkal, ≤5 g, ≤400 mg · et ürünleri ≤250 kkal, ≤5 g, ≤500 mg · KORUYUCU İÇERMEYEN işlenmiş etler ≤350 kkal, ≤15 g, ≤750 mg · satış yerinde hazırlanan tost/sandviçte tutanakta kriterleri belirlenen ürünler kullanılır.</w:t>
       </w:r>
     </w:p>
     <w:tbl>
@@ -2384,7 +2672,7 @@
                 <w:color w:val="4F4F4F"/>
                 <w:sz w:val="17"/>
               </w:rPr>
-              <w:t>Hazır ambalajlı gıdalarda okul gıdası onayı + logo var (14.09.2026'DAN İTİBAREN zorunlu — erteleme süresi o gün doluyor; dönem başında RG'den yeni erteleme olup olmadığı teyit edilir)</w:t>
+              <w:t>Hazır ambalajlı gıdalarda okul gıdası onayı + logo var (14.09.2026'dan itibaren ZORUNLU — OGT geçici md. 1'deki erteleme süresi doldu; onaylı ürün listesi tarimorman.gov.tr Okul Gıdası sayfasında)</w:t>
             </w:r>
           </w:p>
         </w:tc>
@@ -2405,7 +2693,7 @@
                 <w:color w:val="4F4F4F"/>
                 <w:sz w:val="17"/>
               </w:rPr>
-              <w:t>OGT md. 5/2-3, geçici md. 1</w:t>
+              <w:t>OGT md. 5/2-3, md. 7, geçici md. 1</w:t>
             </w:r>
           </w:p>
         </w:tc>
@@ -3015,7 +3303,7 @@
           <w:color w:val="767676"/>
           <w:sz w:val="15"/>
         </w:rPr>
-        <w:t>BKK (06.03.2025) §1-5; G B-1/i-j, B-2; OGT md. 5, 10, geçici md. 1; DHGM 20.10.2023 tarihli fiyat komisyonu yazısı (E-21525590-136-87709595).</w:t>
+        <w:t>BKK (17.08.2026; yayım 31.08.2026 — MEB DHGM yazısı E-24301423-136-167484052) §1-5; G B-1/i-j, B-2; OGT md. 5, 7, 10, geçici md. 1; DHGM 20.10.2023 tarihli fiyat komisyonu yazısı (E-21525590-136-87709595); besin skoru grubu için SB HSGM Beslenme Skoru sistemi.</w:t>
       </w:r>
     </w:p>
     <w:p>
@@ -3030,7 +3318,7 @@
           <w:color w:val="767676"/>
           <w:sz w:val="14"/>
         </w:rPr>
-        <w:t>OAB Yön. = MEB Okul-Aile Birliği Yönetmeliği (RG 09.02.2012/28199; son değ. RG 01.12.2023/32386) · ÖHKY = Okul Kantinlerine Dair Özel Hijyen Kuralları Yönetmeliği (RG 05.02.2013/28550) · HEY = Hijyen Eğitimi Yönetmeliği (RG 05.07.2013/28698) · G = MEB 2020/8 sayılı Genelgesi (10.11.2020, E.16476274) · K = Eğitim Kurumlarındaki Gıda İşletmelerinin Kontrol ve Denetimi Uygulama Kılavuzu (2020) ve EK-1..EK-6 formları · OGT = Okul Gıdası Hakkında Tebliğ (2020/23; RG 22.10.2020/31282; değ. RG 09.09.2022/31948, RG 28.09.2023/32323) · BKK = Sağlık Bakanlığı Bilim Kurulu Karar Tutanağı (06.03.2025, merkezisgb.meb.gov.tr).</w:t>
+        <w:t>OAB Yön. = MEB Okul-Aile Birliği Yönetmeliği (RG 09.02.2012/28199; son değ. RG 01.12.2023/32386) · ÖHKY = Okul Kantinlerine Dair Özel Hijyen Kuralları Yönetmeliği (RG 05.02.2013/28550) · HEY = Hijyen Eğitimi Yönetmeliği (RG 05.07.2013/28698) · G = MEB 2020/8 sayılı Genelgesi (10.11.2020, E.16476274) · K = Eğitim Kurumlarındaki Gıda İşletmelerinin Kontrol ve Denetimi Uygulama Kılavuzu (2020) ve EK-1..EK-6 formları · OGT = Okul Gıdası Hakkında Tebliğ (2020/23; RG 22.10.2020/31282; değ. RG 09.09.2022/31948, RG 28.09.2023/32323) · BKK = Sağlık Bakanlığı Bilim Kurulu Karar Tutanağı (17.08.2026; merkezisgb.meb.gov.tr'de 31.08.2026'da yayımlandı, 06.03.2025 tutanağının yerini aldı).</w:t>
       </w:r>
       <w:r>
         <w:rPr>
@@ -3050,7 +3338,7 @@
           <w:color w:val="767676"/>
           <w:sz w:val="14"/>
         </w:rPr>
-        <w:t xml:space="preserve">Bu belge, okulapp.org üzerinde yayımlanan OKUL KANTİNİ GENEL BELGE SETİNİN parçasıdır (sürüm 2026.08 (29.08.2026)); resmî bir Bakanlık belgesi değildir. KIRMIZI köşeli parantezli alanlar ve üst bilgideki </w:t>
+        <w:t xml:space="preserve">Bu belge, okulapp.org üzerinde yayımlanan OKUL KANTİNİ GENEL BELGE SETİNİN parçasıdır (sürüm 2026.09 (14.09.2026)); resmî bir Bakanlık belgesi değildir. KIRMIZI köşeli parantezli alanlar ve üst bilgideki </w:t>
       </w:r>
       <w:r>
         <w:rPr>
@@ -3070,7 +3358,7 @@
           <w:color w:val="767676"/>
           <w:sz w:val="14"/>
         </w:rPr>
-        <w:t xml:space="preserve"> alanı okulun bilgileriyle değiştirilir. Mevzuat atıfları 17.08.2026 itibarıyla yürürlükteki hükümlere göredir; güncelliği kontrol ediniz. Lisans: CC BY 4.0 — kaynak gösterilerek uyarlanabilir. Doldurulmuş nüsha kişisel veri içerir; okul dışına verilmez, internette yayımlanmaz.</w:t>
+        <w:t xml:space="preserve"> alanı okulun bilgileriyle değiştirilir. Mevzuat atıfları 14.09.2026 itibarıyla yürürlükteki hükümlere göredir; güncelliği kontrol ediniz. Lisans: CC BY 4.0 — kaynak gösterilerek uyarlanabilir. Doldurulmuş nüsha kişisel veri içerir; okul dışına verilmez, internette yayımlanmaz.</w:t>
       </w:r>
     </w:p>
     <w:sectPr>

--- a/public/evrak/okul-kantini-belgeleri/GNL-KNT-FR-006_Satisa_Sunulan_Urunler_ve_Fiyat_Tarifesi_Uygunluk_Kontrol_Cizelgesi_v1.0.docx
+++ b/public/evrak/okul-kantini-belgeleri/GNL-KNT-FR-006_Satisa_Sunulan_Urunler_ve_Fiyat_Tarifesi_Uygunluk_Kontrol_Cizelgesi_v1.0.docx
@@ -14,7 +14,7 @@
           <w:color w:val="767676"/>
           <w:sz w:val="17"/>
         </w:rPr>
-        <w:t>Satışı uygun olan/olmayan gıdalar Sağlık Bakanlığı Bilim Kurulu kararıyla belirlenir ve merkezisgb.meb.gov.tr'de yayımlanır; gerekli hâllerde güncellenir (G B-2/a). Bu çizelge, 17.08.2026 tarihli Bilim Kurulu Karar Tutanağı (31.08.2026'da yayımlandı; 06.03.2025 tutanağının yerini aldı) esas alınarak düzenlenmiştir; kontrol öncesinde listenin güncelliği sayfadan teyit edilir.</w:t>
+        <w:t>Satışı uygun olan/olmayan gıdalar Sağlık Bakanlığı Bilim Kurulu kararıyla belirlenir ve merkezisgb.meb.gov.tr'de yayımlanır; gerekli hâllerde güncellenir (G B-2/a). Bu çizelge, 17.08.2026 tarihli Bilim Kurulu Karar Tutanağı (31.08.2026'da yayımlandı; 06.03.2025 tutanağının yerini aldı) esas alınarak düzenlenmiştir; kontrol öncesinde listenin güncelliği sayfadan teyit edilir. Resmî EK-1 Okul Denetim Formunun 35. sorusu (satışı uygun olmayan gıdalar) bu çizelgeyle birlikte değerlendirilir; EK-1'in gömülü listesi 2020 basımıdır.</w:t>
       </w:r>
     </w:p>
     <w:p>
@@ -3338,7 +3338,7 @@
           <w:color w:val="767676"/>
           <w:sz w:val="14"/>
         </w:rPr>
-        <w:t xml:space="preserve">Bu belge, okulapp.org üzerinde yayımlanan OKUL KANTİNİ GENEL BELGE SETİNİN parçasıdır (sürüm 2026.09 (14.09.2026)); resmî bir Bakanlık belgesi değildir. KIRMIZI köşeli parantezli alanlar ve üst bilgideki </w:t>
+        <w:t xml:space="preserve">Bu belge, okulapp.org üzerinde yayımlanan OKUL KANTİNİ GENEL BELGE SETİNİN parçasıdır (sürüm 2026.09.1 (14.09.2026)); resmî bir Bakanlık belgesi değildir. KIRMIZI köşeli parantezli alanlar ve üst bilgideki </w:t>
       </w:r>
       <w:r>
         <w:rPr>
